--- a/docs/deliverable/test-summary.docx
+++ b/docs/deliverable/test-summary.docx
@@ -48,7 +48,7 @@
         <w:t xml:space="preserve"> </w:t>
       </w:r>
       <w:r>
-        <w:t xml:space="preserve">Versi: 1.0</w:t>
+        <w:t xml:space="preserve">Versi: 1.1 (rekonsiliasi closeout 19 Mei 2026)</w:t>
       </w:r>
       <w:r>
         <w:t xml:space="preserve"> </w:t>
@@ -67,6 +67,59 @@
       </w:r>
       <w:r>
         <w:t xml:space="preserve">Pemilik mission: Ghaisan Khoirul Badruzaman, NIM 251524048, Project Leader</w:t>
+      </w:r>
+    </w:p>
+    <w:p>
+      <w:pPr>
+        <w:pStyle w:val="BodyText"/>
+      </w:pPr>
+      <w:r>
+        <w:t xml:space="preserve">Catatan revisi 1.1: angka utama Persentase Validasi diubah menjadi</w:t>
+      </w:r>
+      <w:r>
+        <w:t xml:space="preserve"> </w:t>
+      </w:r>
+      <w:r>
+        <w:t xml:space="preserve">Pass dibagi Total (89.77 persen) agar transparan terhadap 9 TC Blocked yang</w:t>
+      </w:r>
+      <w:r>
+        <w:t xml:space="preserve"> </w:t>
+      </w:r>
+      <w:r>
+        <w:t xml:space="preserve">tidak dieksekusi karena blocker lingkungan B-WAVE1-BUILD-1. Angka konvensi</w:t>
+      </w:r>
+      <w:r>
+        <w:t xml:space="preserve"> </w:t>
+      </w:r>
+      <w:r>
+        <w:t xml:space="preserve">ISO/IEC/IEEE 29119-3 (Pass dibagi Pass tambah Fail, Blocked tidak dihitung</w:t>
+      </w:r>
+      <w:r>
+        <w:t xml:space="preserve"> </w:t>
+      </w:r>
+      <w:r>
+        <w:t xml:space="preserve">= 100.00 persen) dipertahankan sebagai konteks sekunder yang diberi label</w:t>
+      </w:r>
+      <w:r>
+        <w:t xml:space="preserve"> </w:t>
+      </w:r>
+      <w:r>
+        <w:t xml:space="preserve">eksplisit. Tidak ada perubahan data Pass, Fail, Blocked. Lihat</w:t>
+      </w:r>
+      <w:r>
+        <w:t xml:space="preserve"> </w:t>
+      </w:r>
+      <w:r>
+        <w:rPr>
+          <w:rStyle w:val="VerbatimChar"/>
+        </w:rPr>
+        <w:t xml:space="preserve">.mission/outbox/CLOSEOUT-EVIDENCE.md</w:t>
+      </w:r>
+      <w:r>
+        <w:t xml:space="preserve"> </w:t>
+      </w:r>
+      <w:r>
+        <w:t xml:space="preserve">untuk bukti dan rasionalisasi.</w:t>
       </w:r>
     </w:p>
     <w:p>
@@ -230,19 +283,41 @@
         <w:t xml:space="preserve">2. Hasil Per Modul</w:t>
       </w:r>
     </w:p>
+    <w:p>
+      <w:pPr>
+        <w:pStyle w:val="FirstParagraph"/>
+      </w:pPr>
+      <w:r>
+        <w:t xml:space="preserve">Per modul, angka utama adalah Pass dibagi Total (Blocked dihitung di</w:t>
+      </w:r>
+      <w:r>
+        <w:t xml:space="preserve"> </w:t>
+      </w:r>
+      <w:r>
+        <w:t xml:space="preserve">denominator); angka dalam tanda kurung adalah konvensi sekunder Pass dibagi</w:t>
+      </w:r>
+      <w:r>
+        <w:t xml:space="preserve"> </w:t>
+      </w:r>
+      <w:r>
+        <w:t xml:space="preserve">(Pass tambah Fail) yang mengeluarkan Blocked.</w:t>
+      </w:r>
+    </w:p>
     <w:tbl>
       <w:tblPr>
         <w:tblStyle w:val="Table"/>
-        <w:tblW w:type="auto" w:w="0"/>
+        <w:tblW w:type="pct" w:w="5000"/>
+        <w:tblLayout w:type="fixed"/>
         <w:tblLook w:firstRow="1" w:lastRow="0" w:firstColumn="0" w:lastColumn="0" w:noHBand="0" w:noVBand="0" w:val="0020"/>
       </w:tblPr>
       <w:tblGrid>
-        <w:gridCol w:w="1320"/>
-        <w:gridCol w:w="1320"/>
-        <w:gridCol w:w="1320"/>
-        <w:gridCol w:w="1320"/>
-        <w:gridCol w:w="1320"/>
-        <w:gridCol w:w="1320"/>
+        <w:gridCol w:w="1131"/>
+        <w:gridCol w:w="1131"/>
+        <w:gridCol w:w="1131"/>
+        <w:gridCol w:w="1131"/>
+        <w:gridCol w:w="1131"/>
+        <w:gridCol w:w="1131"/>
+        <w:gridCol w:w="1131"/>
       </w:tblGrid>
       <w:tr>
         <w:trPr>
@@ -310,7 +385,18 @@
               <w:pStyle w:val="Compact"/>
             </w:pPr>
             <w:r>
-              <w:t xml:space="preserve">Persentase Lulus</w:t>
+              <w:t xml:space="preserve">Pass/Total (utama)</w:t>
+            </w:r>
+          </w:p>
+        </w:tc>
+        <w:tc>
+          <w:tcPr/>
+          <w:p>
+            <w:pPr>
+              <w:pStyle w:val="Compact"/>
+            </w:pPr>
+            <w:r>
+              <w:t xml:space="preserve">Pass/(Pass+Fail) (sekunder)</w:t>
             </w:r>
           </w:p>
         </w:tc>
@@ -382,6 +468,17 @@
             </w:r>
           </w:p>
         </w:tc>
+        <w:tc>
+          <w:tcPr/>
+          <w:p>
+            <w:pPr>
+              <w:pStyle w:val="Compact"/>
+            </w:pPr>
+            <w:r>
+              <w:t xml:space="preserve">100.00 %</w:t>
+            </w:r>
+          </w:p>
+        </w:tc>
       </w:tr>
       <w:tr>
         <w:tc>
@@ -450,6 +547,17 @@
             </w:r>
           </w:p>
         </w:tc>
+        <w:tc>
+          <w:tcPr/>
+          <w:p>
+            <w:pPr>
+              <w:pStyle w:val="Compact"/>
+            </w:pPr>
+            <w:r>
+              <w:t xml:space="preserve">100.00 %</w:t>
+            </w:r>
+          </w:p>
+        </w:tc>
       </w:tr>
       <w:tr>
         <w:tc>
@@ -518,6 +626,17 @@
             </w:r>
           </w:p>
         </w:tc>
+        <w:tc>
+          <w:tcPr/>
+          <w:p>
+            <w:pPr>
+              <w:pStyle w:val="Compact"/>
+            </w:pPr>
+            <w:r>
+              <w:t xml:space="preserve">100.00 %</w:t>
+            </w:r>
+          </w:p>
+        </w:tc>
       </w:tr>
       <w:tr>
         <w:tc>
@@ -586,6 +705,17 @@
             </w:r>
           </w:p>
         </w:tc>
+        <w:tc>
+          <w:tcPr/>
+          <w:p>
+            <w:pPr>
+              <w:pStyle w:val="Compact"/>
+            </w:pPr>
+            <w:r>
+              <w:t xml:space="preserve">100.00 %</w:t>
+            </w:r>
+          </w:p>
+        </w:tc>
       </w:tr>
       <w:tr>
         <w:tc>
@@ -654,6 +784,17 @@
             </w:r>
           </w:p>
         </w:tc>
+        <w:tc>
+          <w:tcPr/>
+          <w:p>
+            <w:pPr>
+              <w:pStyle w:val="Compact"/>
+            </w:pPr>
+            <w:r>
+              <w:t xml:space="preserve">100.00 %</w:t>
+            </w:r>
+          </w:p>
+        </w:tc>
       </w:tr>
       <w:tr>
         <w:tc>
@@ -718,7 +859,18 @@
               <w:pStyle w:val="Compact"/>
             </w:pPr>
             <w:r>
-              <w:t xml:space="preserve">100.00 % (Blocked tidak dihitung)</w:t>
+              <w:t xml:space="preserve">40.00 %</w:t>
+            </w:r>
+          </w:p>
+        </w:tc>
+        <w:tc>
+          <w:tcPr/>
+          <w:p>
+            <w:pPr>
+              <w:pStyle w:val="Compact"/>
+            </w:pPr>
+            <w:r>
+              <w:t xml:space="preserve">100.00 %</w:t>
             </w:r>
           </w:p>
         </w:tc>
@@ -790,6 +942,17 @@
             </w:r>
           </w:p>
         </w:tc>
+        <w:tc>
+          <w:tcPr/>
+          <w:p>
+            <w:pPr>
+              <w:pStyle w:val="Compact"/>
+            </w:pPr>
+            <w:r>
+              <w:t xml:space="preserve">100.00 %</w:t>
+            </w:r>
+          </w:p>
+        </w:tc>
       </w:tr>
       <w:tr>
         <w:tc>
@@ -858,6 +1021,17 @@
             </w:r>
           </w:p>
         </w:tc>
+        <w:tc>
+          <w:tcPr/>
+          <w:p>
+            <w:pPr>
+              <w:pStyle w:val="Compact"/>
+            </w:pPr>
+            <w:r>
+              <w:t xml:space="preserve">100.00 %</w:t>
+            </w:r>
+          </w:p>
+        </w:tc>
       </w:tr>
       <w:tr>
         <w:tc>
@@ -926,6 +1100,17 @@
             </w:r>
           </w:p>
         </w:tc>
+        <w:tc>
+          <w:tcPr/>
+          <w:p>
+            <w:pPr>
+              <w:pStyle w:val="Compact"/>
+            </w:pPr>
+            <w:r>
+              <w:t xml:space="preserve">100.00 %</w:t>
+            </w:r>
+          </w:p>
+        </w:tc>
       </w:tr>
       <w:tr>
         <w:tc>
@@ -990,7 +1175,18 @@
               <w:pStyle w:val="Compact"/>
             </w:pPr>
             <w:r>
-              <w:t xml:space="preserve">N/A (semua Blocked oleh B-WAVE1-BUILD-1)</w:t>
+              <w:t xml:space="preserve">0.00 %</w:t>
+            </w:r>
+          </w:p>
+        </w:tc>
+        <w:tc>
+          <w:tcPr/>
+          <w:p>
+            <w:pPr>
+              <w:pStyle w:val="Compact"/>
+            </w:pPr>
+            <w:r>
+              <w:t xml:space="preserve">N/A (denominator nol)</w:t>
             </w:r>
           </w:p>
         </w:tc>
@@ -1058,6 +1254,21 @@
               <w:pStyle w:val="Compact"/>
             </w:pPr>
             <w:r>
+              <w:rPr>
+                <w:b/>
+                <w:bCs/>
+              </w:rPr>
+              <w:t xml:space="preserve">89.77 %</w:t>
+            </w:r>
+          </w:p>
+        </w:tc>
+        <w:tc>
+          <w:tcPr/>
+          <w:p>
+            <w:pPr>
+              <w:pStyle w:val="Compact"/>
+            </w:pPr>
+            <w:r>
               <w:t xml:space="preserve">100.00 %</w:t>
             </w:r>
           </w:p>
@@ -1069,13 +1280,138 @@
         <w:pStyle w:val="BodyText"/>
       </w:pPr>
       <w:r>
-        <w:t xml:space="preserve">Catatan: Blocked excluded dari denominator persentase per kesepakatan pada</w:t>
-      </w:r>
-      <w:r>
-        <w:t xml:space="preserve"> </w:t>
-      </w:r>
-      <w:r>
-        <w:t xml:space="preserve">test-plan.md bagian 3.4. Konvensi ini dieksplisitkan kembali di bawah.</w:t>
+        <w:t xml:space="preserve">Mengapa 9 TC Blocked: blocker B-WAVE1-BUILD-1 menyebabkan Next.js 16.2.1</w:t>
+      </w:r>
+      <w:r>
+        <w:t xml:space="preserve"> </w:t>
+      </w:r>
+      <w:r>
+        <w:t xml:space="preserve">build pada Node 25.6 gagal mengemit</w:t>
+      </w:r>
+      <w:r>
+        <w:t xml:space="preserve"> </w:t>
+      </w:r>
+      <w:r>
+        <w:rPr>
+          <w:rStyle w:val="VerbatimChar"/>
+        </w:rPr>
+        <w:t xml:space="preserve">client reference manifest</w:t>
+      </w:r>
+      <w:r>
+        <w:t xml:space="preserve"> </w:t>
+      </w:r>
+      <w:r>
+        <w:t xml:space="preserve">sehingga</w:t>
+      </w:r>
+      <w:r>
+        <w:t xml:space="preserve"> </w:t>
+      </w:r>
+      <w:r>
+        <w:t xml:space="preserve">halaman SSR mengembalikan HTTP 500 di lingkungan lokal. Tiga TC HEATMAP UI</w:t>
+      </w:r>
+      <w:r>
+        <w:t xml:space="preserve"> </w:t>
+      </w:r>
+      <w:r>
+        <w:t xml:space="preserve">dan enam TC SCREEN tidak dapat diklik melalui Playwright, sehingga</w:t>
+      </w:r>
+      <w:r>
+        <w:t xml:space="preserve"> </w:t>
+      </w:r>
+      <w:r>
+        <w:t xml:space="preserve">dicatat Blocked alih-alih dipalsukan Pass. Remediasi: jalankan Node 22 LTS</w:t>
+      </w:r>
+      <w:r>
+        <w:t xml:space="preserve"> </w:t>
+      </w:r>
+      <w:r>
+        <w:t xml:space="preserve">(</w:t>
+      </w:r>
+      <w:r>
+        <w:rPr>
+          <w:rStyle w:val="VerbatimChar"/>
+        </w:rPr>
+        <w:t xml:space="preserve">nvm use 22</w:t>
+      </w:r>
+      <w:r>
+        <w:t xml:space="preserve"> </w:t>
+      </w:r>
+      <w:r>
+        <w:t xml:space="preserve">atau pasang</w:t>
+      </w:r>
+      <w:r>
+        <w:t xml:space="preserve"> </w:t>
+      </w:r>
+      <w:r>
+        <w:rPr>
+          <w:rStyle w:val="VerbatimChar"/>
+        </w:rPr>
+        <w:t xml:space="preserve">node@22</w:t>
+      </w:r>
+      <w:r>
+        <w:t xml:space="preserve"> </w:t>
+      </w:r>
+      <w:r>
+        <w:t xml:space="preserve">via Homebrew lalu</w:t>
+      </w:r>
+      <w:r>
+        <w:t xml:space="preserve"> </w:t>
+      </w:r>
+      <w:r>
+        <w:rPr>
+          <w:rStyle w:val="VerbatimChar"/>
+        </w:rPr>
+        <w:t xml:space="preserve">npm ci &amp;&amp; npm run build</w:t>
+      </w:r>
+      <w:r>
+        <w:t xml:space="preserve">).</w:t>
+      </w:r>
+      <w:r>
+        <w:t xml:space="preserve"> </w:t>
+      </w:r>
+      <w:r>
+        <w:t xml:space="preserve">Vercel deploy</w:t>
+      </w:r>
+      <w:r>
+        <w:t xml:space="preserve"> </w:t>
+      </w:r>
+      <w:r>
+        <w:rPr>
+          <w:rStyle w:val="VerbatimChar"/>
+        </w:rPr>
+        <w:t xml:space="preserve">medwatch-frontend.vercel.app</w:t>
+      </w:r>
+      <w:r>
+        <w:t xml:space="preserve"> </w:t>
+      </w:r>
+      <w:r>
+        <w:t xml:space="preserve">tidak terdampak karena</w:t>
+      </w:r>
+      <w:r>
+        <w:t xml:space="preserve"> </w:t>
+      </w:r>
+      <w:r>
+        <w:t xml:space="preserve">lingkungan build Vercel sudah memakai Node 22 LTS.</w:t>
+      </w:r>
+    </w:p>
+    <w:p>
+      <w:pPr>
+        <w:pStyle w:val="BodyText"/>
+      </w:pPr>
+      <w:r>
+        <w:t xml:space="preserve">Tidak ada TC yang berstatus Fail. Angka 89.77 persen muncul karena Blocked</w:t>
+      </w:r>
+      <w:r>
+        <w:t xml:space="preserve"> </w:t>
+      </w:r>
+      <w:r>
+        <w:t xml:space="preserve">turut dihitung di denominator (Pass dibagi Total), bukan karena ada kegagalan</w:t>
+      </w:r>
+      <w:r>
+        <w:t xml:space="preserve"> </w:t>
+      </w:r>
+      <w:r>
+        <w:t xml:space="preserve">fungsional aplikasi.</w:t>
       </w:r>
     </w:p>
     <w:bookmarkEnd w:id="10"/>
@@ -1088,13 +1424,13 @@
         <w:t xml:space="preserve">3. Persentase Validasi</w:t>
       </w:r>
     </w:p>
-    <w:bookmarkStart w:id="11" w:name="rumus"/>
+    <w:bookmarkStart w:id="11" w:name="rumus-utama-pass-dibagi-total"/>
     <w:p>
       <w:pPr>
         <w:pStyle w:val="Heading3"/>
       </w:pPr>
       <w:r>
-        <w:t xml:space="preserve">3.1 Rumus</w:t>
+        <w:t xml:space="preserve">3.1 Rumus Utama (Pass dibagi Total)</w:t>
       </w:r>
     </w:p>
     <w:p>
@@ -1102,7 +1438,7 @@
         <w:pStyle w:val="FirstParagraph"/>
       </w:pPr>
       <w:r>
-        <w:t xml:space="preserve">Persentase Validasi = (Sum status Pass / (Sum status Pass + Sum status Fail)) x 100 persen</w:t>
+        <w:t xml:space="preserve">Persentase Validasi Utama = (Sum status Pass / Sum status Total) x 100 persen</w:t>
       </w:r>
     </w:p>
     <w:p>
@@ -1110,56 +1446,35 @@
         <w:pStyle w:val="BodyText"/>
       </w:pPr>
       <w:r>
-        <w:t xml:space="preserve">Status Blocked dikeluarkan dari denominator karena Blocked menandakan</w:t>
-      </w:r>
-      <w:r>
-        <w:t xml:space="preserve"> </w:t>
-      </w:r>
-      <w:r>
-        <w:t xml:space="preserve">ketidakmampuan untuk mengeksekusi, bukan ketidakberhasilan aplikasi.</w:t>
-      </w:r>
-      <w:r>
-        <w:t xml:space="preserve"> </w:t>
-      </w:r>
-      <w:r>
-        <w:t xml:space="preserve">Justifikasi konvensi ini mengikuti ISO/IEC/IEEE 29119-3:2013 clause 6.4.2</w:t>
-      </w:r>
-      <w:r>
-        <w:t xml:space="preserve"> </w:t>
-      </w:r>
-      <w:r>
-        <w:t xml:space="preserve">yang membedakan</w:t>
-      </w:r>
-      <w:r>
-        <w:t xml:space="preserve"> </w:t>
-      </w:r>
-      <w:r>
-        <w:t xml:space="preserve">“tested”</w:t>
-      </w:r>
-      <w:r>
-        <w:t xml:space="preserve"> </w:t>
-      </w:r>
-      <w:r>
-        <w:t xml:space="preserve">dari</w:t>
-      </w:r>
-      <w:r>
-        <w:t xml:space="preserve"> </w:t>
-      </w:r>
-      <w:r>
-        <w:t xml:space="preserve">“not executed”</w:t>
-      </w:r>
-      <w:r>
-        <w:t xml:space="preserve">.</w:t>
+        <w:t xml:space="preserve">Konvensi ini menyertakan Blocked di denominator agar pembaca melihat secara</w:t>
+      </w:r>
+      <w:r>
+        <w:t xml:space="preserve"> </w:t>
+      </w:r>
+      <w:r>
+        <w:t xml:space="preserve">transparan berapa banyak test case yang benar-benar dieksekusi. 88 test case</w:t>
+      </w:r>
+      <w:r>
+        <w:t xml:space="preserve"> </w:t>
+      </w:r>
+      <w:r>
+        <w:t xml:space="preserve">direncanakan, 79 dieksekusi sebagai Pass, 9 tidak dapat dieksekusi karena</w:t>
+      </w:r>
+      <w:r>
+        <w:t xml:space="preserve"> </w:t>
+      </w:r>
+      <w:r>
+        <w:t xml:space="preserve">blocker lingkungan B-WAVE1-BUILD-1.</w:t>
       </w:r>
     </w:p>
     <w:bookmarkEnd w:id="11"/>
-    <w:bookmarkStart w:id="12" w:name="perhitungan"/>
+    <w:bookmarkStart w:id="12" w:name="perhitungan-utama"/>
     <w:p>
       <w:pPr>
         <w:pStyle w:val="Heading3"/>
       </w:pPr>
       <w:r>
-        <w:t xml:space="preserve">3.2 Perhitungan</w:t>
+        <w:t xml:space="preserve">3.2 Perhitungan Utama</w:t>
       </w:r>
     </w:p>
     <w:p>
@@ -1207,7 +1522,7 @@
         </w:numPr>
       </w:pPr>
       <w:r>
-        <w:t xml:space="preserve">Denominator = 79 + 0 = 79.</w:t>
+        <w:t xml:space="preserve">Sum Total = Pass + Fail + Blocked = 88.</w:t>
       </w:r>
     </w:p>
     <w:p>
@@ -1215,17 +1530,30 @@
         <w:pStyle w:val="FirstParagraph"/>
       </w:pPr>
       <w:r>
-        <w:t xml:space="preserve">Persentase Validasi = (79 / 79) x 100 persen = 100.00 persen.</w:t>
+        <w:t xml:space="preserve">Persentase Validasi Utama = (79 / 88) x 100 persen =</w:t>
+      </w:r>
+      <w:r>
+        <w:t xml:space="preserve"> </w:t>
+      </w:r>
+      <w:r>
+        <w:rPr>
+          <w:b/>
+          <w:bCs/>
+        </w:rPr>
+        <w:t xml:space="preserve">89.77 persen</w:t>
+      </w:r>
+      <w:r>
+        <w:t xml:space="preserve">.</w:t>
       </w:r>
     </w:p>
     <w:bookmarkEnd w:id="12"/>
-    <w:bookmarkStart w:id="13" w:name="X8084dc4c5ccc84648ecb47be1f81b884025cae6"/>
+    <w:bookmarkStart w:id="13" w:name="X9e146bb05f7c55fd4818e107f7ae34a5db8b031"/>
     <w:p>
       <w:pPr>
         <w:pStyle w:val="Heading3"/>
       </w:pPr>
       <w:r>
-        <w:t xml:space="preserve">3.3 Skenario Alternatif (Blocked Dihitung sebagai Fail)</w:t>
+        <w:t xml:space="preserve">3.3 Rumus Sekunder (Pass dibagi Pass+Fail, Blocked dikeluarkan)</w:t>
       </w:r>
     </w:p>
     <w:p>
@@ -1233,13 +1561,40 @@
         <w:pStyle w:val="FirstParagraph"/>
       </w:pPr>
       <w:r>
-        <w:t xml:space="preserve">Untuk transparansi, jika Blocked dihitung sebagai Fail per konvensi ISTQB</w:t>
-      </w:r>
-      <w:r>
-        <w:t xml:space="preserve"> </w:t>
-      </w:r>
-      <w:r>
-        <w:t xml:space="preserve">alternatif:</w:t>
+        <w:t xml:space="preserve">Konvensi ISO/IEC/IEEE 29119-3:2013 clause 6.4.2 membedakan</w:t>
+      </w:r>
+      <w:r>
+        <w:t xml:space="preserve"> </w:t>
+      </w:r>
+      <w:r>
+        <w:t xml:space="preserve">“tested”</w:t>
+      </w:r>
+      <w:r>
+        <w:t xml:space="preserve"> </w:t>
+      </w:r>
+      <w:r>
+        <w:t xml:space="preserve">dari</w:t>
+      </w:r>
+      <w:r>
+        <w:t xml:space="preserve"> </w:t>
+      </w:r>
+      <w:r>
+        <w:t xml:space="preserve">“not executed”</w:t>
+      </w:r>
+      <w:r>
+        <w:t xml:space="preserve">. Apabila Blocked dikeluarkan dari denominator sebagai</w:t>
+      </w:r>
+      <w:r>
+        <w:t xml:space="preserve"> </w:t>
+      </w:r>
+      <w:r>
+        <w:t xml:space="preserve">“not executed”</w:t>
+      </w:r>
+      <w:r>
+        <w:t xml:space="preserve"> </w:t>
+      </w:r>
+      <w:r>
+        <w:t xml:space="preserve">maka:</w:t>
       </w:r>
     </w:p>
     <w:p>
@@ -1247,19 +1602,19 @@
         <w:pStyle w:val="BodyText"/>
       </w:pPr>
       <w:r>
-        <w:t xml:space="preserve">Persentase Validasi alternatif = (79 / (79 + 0 + 9)) x 100 persen</w:t>
-      </w:r>
-      <w:r>
-        <w:t xml:space="preserve"> </w:t>
-      </w:r>
-      <w:r>
-        <w:t xml:space="preserve">= (79 / 88) x 100 persen</w:t>
-      </w:r>
-      <w:r>
-        <w:t xml:space="preserve"> </w:t>
-      </w:r>
-      <w:r>
-        <w:t xml:space="preserve">= 89.77 persen.</w:t>
+        <w:t xml:space="preserve">Persentase Validasi Sekunder = (Sum Pass / (Sum Pass + Sum Fail)) x 100 persen</w:t>
+      </w:r>
+      <w:r>
+        <w:t xml:space="preserve"> </w:t>
+      </w:r>
+      <w:r>
+        <w:t xml:space="preserve">= (79 / 79) x 100 persen</w:t>
+      </w:r>
+      <w:r>
+        <w:t xml:space="preserve"> </w:t>
+      </w:r>
+      <w:r>
+        <w:t xml:space="preserve">= 100.00 persen.</w:t>
       </w:r>
     </w:p>
     <w:p>
@@ -1267,19 +1622,19 @@
         <w:pStyle w:val="BodyText"/>
       </w:pPr>
       <w:r>
-        <w:t xml:space="preserve">Bahkan dengan konvensi paling ketat (Blocked = Fail), MedWatch masih berada</w:t>
-      </w:r>
-      <w:r>
-        <w:t xml:space="preserve"> </w:t>
-      </w:r>
-      <w:r>
-        <w:t xml:space="preserve">pada skala Arikunto sangat baik (&gt;= 86 persen). Konvensi resmi laporan ini</w:t>
-      </w:r>
-      <w:r>
-        <w:t xml:space="preserve"> </w:t>
-      </w:r>
-      <w:r>
-        <w:t xml:space="preserve">adalah Persentase Validasi = 100.00 persen (Blocked excluded).</w:t>
+        <w:t xml:space="preserve">Angka sekunder dilaporkan sebagai konteks tambahan, bukan headline utama.</w:t>
+      </w:r>
+      <w:r>
+        <w:t xml:space="preserve"> </w:t>
+      </w:r>
+      <w:r>
+        <w:t xml:space="preserve">Kedua angka konsisten dengan data yang sama: tidak ada TC yang gagal, hanya</w:t>
+      </w:r>
+      <w:r>
+        <w:t xml:space="preserve"> </w:t>
+      </w:r>
+      <w:r>
+        <w:t xml:space="preserve">9 TC yang tidak dapat dieksekusi karena blocker lingkungan terdokumentasi.</w:t>
       </w:r>
     </w:p>
     <w:bookmarkEnd w:id="13"/>
@@ -1342,13 +1697,20 @@
         <w:pStyle w:val="BodyText"/>
       </w:pPr>
       <w:r>
-        <w:t xml:space="preserve">Hasil 100.00 persen masuk rentang 86 sampai 100 persen. Verdikt:</w:t>
-      </w:r>
-      <w:r>
-        <w:t xml:space="preserve"> </w:t>
-      </w:r>
-      <w:r>
-        <w:t xml:space="preserve">sangat baik.</w:t>
+        <w:t xml:space="preserve">Hasil utama 89.77 persen masuk rentang 86 sampai 100 persen. Verdikt:</w:t>
+      </w:r>
+      <w:r>
+        <w:t xml:space="preserve"> </w:t>
+      </w:r>
+      <w:r>
+        <w:rPr>
+          <w:b/>
+          <w:bCs/>
+        </w:rPr>
+        <w:t xml:space="preserve">sangat baik</w:t>
+      </w:r>
+      <w:r>
+        <w:t xml:space="preserve">.</w:t>
       </w:r>
     </w:p>
     <w:p>
@@ -1356,7 +1718,13 @@
         <w:pStyle w:val="BodyText"/>
       </w:pPr>
       <w:r>
-        <w:t xml:space="preserve">Hasil alternatif 89.77 persen juga masuk rentang sangat baik.</w:t>
+        <w:t xml:space="preserve">Hasil sekunder 100.00 persen (Blocked excluded) juga masuk rentang sangat</w:t>
+      </w:r>
+      <w:r>
+        <w:t xml:space="preserve"> </w:t>
+      </w:r>
+      <w:r>
+        <w:t xml:space="preserve">baik. Kedua angka memberikan verdikt yang sama: sangat baik.</w:t>
       </w:r>
     </w:p>
     <w:bookmarkEnd w:id="15"/>
@@ -2232,19 +2600,53 @@
         <w:t xml:space="preserve"> </w:t>
       </w:r>
       <w:r>
-        <w:t xml:space="preserve">Validasi 100.00 persen pada konvensi resmi (Blocked excluded) dan 89.77</w:t>
-      </w:r>
-      <w:r>
-        <w:t xml:space="preserve"> </w:t>
-      </w:r>
-      <w:r>
-        <w:t xml:space="preserve">persen pada konvensi alternatif. Kedua angka memenuhi rentang Arikunto</w:t>
-      </w:r>
-      <w:r>
-        <w:t xml:space="preserve"> </w:t>
-      </w:r>
-      <w:r>
-        <w:t xml:space="preserve">sangat baik. Aplikasi siap untuk submission deadline 25 Mei 2026.</w:t>
+        <w:t xml:space="preserve">Validasi utama</w:t>
+      </w:r>
+      <w:r>
+        <w:t xml:space="preserve"> </w:t>
+      </w:r>
+      <w:r>
+        <w:rPr>
+          <w:b/>
+          <w:bCs/>
+        </w:rPr>
+        <w:t xml:space="preserve">89.77 persen</w:t>
+      </w:r>
+      <w:r>
+        <w:t xml:space="preserve"> </w:t>
+      </w:r>
+      <w:r>
+        <w:t xml:space="preserve">(Pass dibagi Total, Blocked turut dihitung</w:t>
+      </w:r>
+      <w:r>
+        <w:t xml:space="preserve"> </w:t>
+      </w:r>
+      <w:r>
+        <w:t xml:space="preserve">di denominator) dan 100.00 persen pada konvensi sekunder ISO 29119-3</w:t>
+      </w:r>
+      <w:r>
+        <w:t xml:space="preserve"> </w:t>
+      </w:r>
+      <w:r>
+        <w:t xml:space="preserve">(Blocked dikeluarkan). Kedua angka memenuhi rentang Arikunto sangat baik.</w:t>
+      </w:r>
+      <w:r>
+        <w:t xml:space="preserve"> </w:t>
+      </w:r>
+      <w:r>
+        <w:t xml:space="preserve">Tidak ada TC yang berstatus Fail; sembilan TC yang Blocked dapat dijalankan</w:t>
+      </w:r>
+      <w:r>
+        <w:t xml:space="preserve"> </w:t>
+      </w:r>
+      <w:r>
+        <w:t xml:space="preserve">ulang setelah migrasi ke Node 22 LTS. Aplikasi siap untuk submission</w:t>
+      </w:r>
+      <w:r>
+        <w:t xml:space="preserve"> </w:t>
+      </w:r>
+      <w:r>
+        <w:t xml:space="preserve">deadline 25 Mei 2026.</w:t>
       </w:r>
     </w:p>
     <w:bookmarkEnd w:id="20"/>
